--- a/data/reports/axial-technical-report.docx
+++ b/data/reports/axial-technical-report.docx
@@ -59,7 +59,15 @@
     </w:p>
     <w:p>
       <w:r>
-        <w:t>Version 1.0 · 6 August 2026 · Muhanad Abulhusn</w:t>
+        <w:t>Version 1.1 · 7 August 2026 · Muhanad Abulhusn</w:t>
+      </w:r>
+    </w:p>
+    <w:p>
+      <w:r>
+        <w:rPr>
+          <w:i/>
+        </w:rPr>
+        <w:t>Version 1.1 adds §8.4, the cost and latency of a paper measured across eight of them, and the limit that exercise exposed. Nothing else has changed.</w:t>
       </w:r>
     </w:p>
     <w:p>
@@ -98,7 +106,7 @@
     </w:p>
     <w:p>
       <w:r>
-        <w:t>The engineering results worth the reader's time: a closed-vocabulary tagging layer was retired after measurement showed a 0.73 intra-annotator ceiling that no prompt, model, or context change could move, and its replacement (open interrogation) produced the cross-book structure tagging structurally could not; retrieval was rediagnosed from a ranking problem to a join problem, lifting resolvable opposition links from 4.7% to 60.2% of targets; incremental corpus growth was taken from 93% wasted spend to 92% reuse by keying caches on what actually changes an answer; and a nine-model evaluation panel is trusted only because it caught three planted defects unanimously before any of its clean verdicts were reported. Full-corpus ingestion costs about $34, the argument map $0.75, and a finished paper $0.12–0.16. The entire system was designed, built, measured, and documented by one person orchestrating AI agents under deterministic gates, between 6 July and 6 August 2026.</w:t>
+        <w:t>The engineering results worth the reader's time: a closed-vocabulary tagging layer was retired after measurement showed a 0.73 intra-annotator ceiling that no prompt, model, or context change could move, and its replacement (open interrogation) produced the cross-book structure tagging structurally could not; retrieval was rediagnosed from a ranking problem to a join problem, lifting resolvable opposition links from 4.7% to 60.2% of targets; incremental corpus growth was taken from 93% wasted spend to 92% reuse by keying caches on what actually changes an answer; and a nine-model evaluation panel is trusted only because it caught three planted defects unanimously before any of its clean verdicts were reported. Full-corpus ingestion costs about $34, the argument map $0.75, and a finished paper $0.008–0.20 depending entirely on how many claims the drafter is handed. The entire system was designed, built, measured, and documented by one person orchestrating AI agents under deterministic gates, between 6 July and 6 August 2026.</w:t>
       </w:r>
     </w:p>
     <w:p>
@@ -3094,6 +3102,676 @@
     </w:p>
     <w:p>
       <w:pPr>
+        <w:pStyle w:val="Heading3"/>
+      </w:pPr>
+      <w:r>
+        <w:t>8.4 What a paper actually costs, measured across eight</w:t>
+      </w:r>
+    </w:p>
+    <w:p>
+      <w:r>
+        <w:t>Eight papers now exist on one corpus pin, six of them drafted on 7 August 2026 to widen the set past the Syrian case the library is built around. They span a 26× cost range, and the spread is not noise.</w:t>
+      </w:r>
+    </w:p>
+    <w:tbl>
+      <w:tblPr>
+        <w:tblStyle w:val="LightGrid-Accent1"/>
+        <w:tblW w:type="auto" w:w="0"/>
+        <w:tblLayout w:type="autofit"/>
+        <w:tblLook w:firstColumn="1" w:firstRow="1" w:lastColumn="0" w:lastRow="0" w:noHBand="0" w:noVBand="1" w:val="04A0"/>
+      </w:tblPr>
+      <w:tblGrid>
+        <w:gridCol w:w="3168"/>
+        <w:gridCol w:w="3168"/>
+        <w:gridCol w:w="3168"/>
+      </w:tblGrid>
+      <w:tr>
+        <w:tc>
+          <w:tcPr>
+            <w:tcW w:type="dxa" w:w="3168"/>
+          </w:tcPr>
+          <w:p>
+            <w:pPr>
+              <w:spacing w:after="40"/>
+            </w:pPr>
+            <w:r>
+              <w:rPr>
+                <w:b/>
+                <w:sz w:val="18"/>
+              </w:rPr>
+            </w:r>
+            <w:r>
+              <w:rPr>
+                <w:b/>
+                <w:sz w:val="18"/>
+              </w:rPr>
+              <w:t>Analysis records the paper stands on</w:t>
+            </w:r>
+          </w:p>
+        </w:tc>
+        <w:tc>
+          <w:tcPr>
+            <w:tcW w:type="dxa" w:w="3168"/>
+          </w:tcPr>
+          <w:p>
+            <w:pPr>
+              <w:spacing w:after="40"/>
+            </w:pPr>
+            <w:r>
+              <w:rPr>
+                <w:b/>
+                <w:sz w:val="18"/>
+              </w:rPr>
+            </w:r>
+            <w:r>
+              <w:rPr>
+                <w:b/>
+                <w:sz w:val="18"/>
+              </w:rPr>
+              <w:t>Claims handed to the drafter</w:t>
+            </w:r>
+          </w:p>
+        </w:tc>
+        <w:tc>
+          <w:tcPr>
+            <w:tcW w:type="dxa" w:w="3168"/>
+          </w:tcPr>
+          <w:p>
+            <w:pPr>
+              <w:spacing w:after="40"/>
+            </w:pPr>
+            <w:r>
+              <w:rPr>
+                <w:b/>
+                <w:sz w:val="18"/>
+              </w:rPr>
+            </w:r>
+            <w:r>
+              <w:rPr>
+                <w:b/>
+                <w:sz w:val="18"/>
+              </w:rPr>
+              <w:t>Cost</w:t>
+            </w:r>
+          </w:p>
+        </w:tc>
+      </w:tr>
+      <w:tr>
+        <w:tc>
+          <w:tcPr>
+            <w:tcW w:type="dxa" w:w="3168"/>
+          </w:tcPr>
+          <w:p>
+            <w:pPr>
+              <w:spacing w:after="40"/>
+            </w:pPr>
+            <w:r>
+              <w:rPr>
+                <w:sz w:val="18"/>
+              </w:rPr>
+            </w:r>
+            <w:r>
+              <w:rPr>
+                <w:sz w:val="18"/>
+              </w:rPr>
+              <w:t>1</w:t>
+            </w:r>
+          </w:p>
+        </w:tc>
+        <w:tc>
+          <w:tcPr>
+            <w:tcW w:type="dxa" w:w="3168"/>
+          </w:tcPr>
+          <w:p>
+            <w:pPr>
+              <w:spacing w:after="40"/>
+            </w:pPr>
+            <w:r>
+              <w:rPr>
+                <w:sz w:val="18"/>
+              </w:rPr>
+            </w:r>
+            <w:r>
+              <w:rPr>
+                <w:sz w:val="18"/>
+              </w:rPr>
+              <w:t>15</w:t>
+            </w:r>
+          </w:p>
+        </w:tc>
+        <w:tc>
+          <w:tcPr>
+            <w:tcW w:type="dxa" w:w="3168"/>
+          </w:tcPr>
+          <w:p>
+            <w:pPr>
+              <w:spacing w:after="40"/>
+            </w:pPr>
+            <w:r>
+              <w:rPr>
+                <w:sz w:val="18"/>
+              </w:rPr>
+            </w:r>
+            <w:r>
+              <w:rPr>
+                <w:sz w:val="18"/>
+              </w:rPr>
+              <w:t>$0.008</w:t>
+            </w:r>
+          </w:p>
+        </w:tc>
+      </w:tr>
+      <w:tr>
+        <w:tc>
+          <w:tcPr>
+            <w:tcW w:type="dxa" w:w="3168"/>
+          </w:tcPr>
+          <w:p>
+            <w:pPr>
+              <w:spacing w:after="40"/>
+            </w:pPr>
+            <w:r>
+              <w:rPr>
+                <w:sz w:val="18"/>
+              </w:rPr>
+            </w:r>
+            <w:r>
+              <w:rPr>
+                <w:sz w:val="18"/>
+              </w:rPr>
+              <w:t>1</w:t>
+            </w:r>
+          </w:p>
+        </w:tc>
+        <w:tc>
+          <w:tcPr>
+            <w:tcW w:type="dxa" w:w="3168"/>
+          </w:tcPr>
+          <w:p>
+            <w:pPr>
+              <w:spacing w:after="40"/>
+            </w:pPr>
+            <w:r>
+              <w:rPr>
+                <w:sz w:val="18"/>
+              </w:rPr>
+            </w:r>
+            <w:r>
+              <w:rPr>
+                <w:sz w:val="18"/>
+              </w:rPr>
+              <w:t>15</w:t>
+            </w:r>
+          </w:p>
+        </w:tc>
+        <w:tc>
+          <w:tcPr>
+            <w:tcW w:type="dxa" w:w="3168"/>
+          </w:tcPr>
+          <w:p>
+            <w:pPr>
+              <w:spacing w:after="40"/>
+            </w:pPr>
+            <w:r>
+              <w:rPr>
+                <w:sz w:val="18"/>
+              </w:rPr>
+            </w:r>
+            <w:r>
+              <w:rPr>
+                <w:sz w:val="18"/>
+              </w:rPr>
+              <w:t>$0.008</w:t>
+            </w:r>
+          </w:p>
+        </w:tc>
+      </w:tr>
+      <w:tr>
+        <w:tc>
+          <w:tcPr>
+            <w:tcW w:type="dxa" w:w="3168"/>
+          </w:tcPr>
+          <w:p>
+            <w:pPr>
+              <w:spacing w:after="40"/>
+            </w:pPr>
+            <w:r>
+              <w:rPr>
+                <w:sz w:val="18"/>
+              </w:rPr>
+            </w:r>
+            <w:r>
+              <w:rPr>
+                <w:sz w:val="18"/>
+              </w:rPr>
+              <w:t>1</w:t>
+            </w:r>
+          </w:p>
+        </w:tc>
+        <w:tc>
+          <w:tcPr>
+            <w:tcW w:type="dxa" w:w="3168"/>
+          </w:tcPr>
+          <w:p>
+            <w:pPr>
+              <w:spacing w:after="40"/>
+            </w:pPr>
+            <w:r>
+              <w:rPr>
+                <w:sz w:val="18"/>
+              </w:rPr>
+            </w:r>
+            <w:r>
+              <w:rPr>
+                <w:sz w:val="18"/>
+              </w:rPr>
+              <w:t>19</w:t>
+            </w:r>
+          </w:p>
+        </w:tc>
+        <w:tc>
+          <w:tcPr>
+            <w:tcW w:type="dxa" w:w="3168"/>
+          </w:tcPr>
+          <w:p>
+            <w:pPr>
+              <w:spacing w:after="40"/>
+            </w:pPr>
+            <w:r>
+              <w:rPr>
+                <w:sz w:val="18"/>
+              </w:rPr>
+            </w:r>
+            <w:r>
+              <w:rPr>
+                <w:sz w:val="18"/>
+              </w:rPr>
+              <w:t>$0.010</w:t>
+            </w:r>
+          </w:p>
+        </w:tc>
+      </w:tr>
+      <w:tr>
+        <w:tc>
+          <w:tcPr>
+            <w:tcW w:type="dxa" w:w="3168"/>
+          </w:tcPr>
+          <w:p>
+            <w:pPr>
+              <w:spacing w:after="40"/>
+            </w:pPr>
+            <w:r>
+              <w:rPr>
+                <w:sz w:val="18"/>
+              </w:rPr>
+            </w:r>
+            <w:r>
+              <w:rPr>
+                <w:sz w:val="18"/>
+              </w:rPr>
+              <w:t>1</w:t>
+            </w:r>
+          </w:p>
+        </w:tc>
+        <w:tc>
+          <w:tcPr>
+            <w:tcW w:type="dxa" w:w="3168"/>
+          </w:tcPr>
+          <w:p>
+            <w:pPr>
+              <w:spacing w:after="40"/>
+            </w:pPr>
+            <w:r>
+              <w:rPr>
+                <w:sz w:val="18"/>
+              </w:rPr>
+            </w:r>
+            <w:r>
+              <w:rPr>
+                <w:sz w:val="18"/>
+              </w:rPr>
+              <w:t>22</w:t>
+            </w:r>
+          </w:p>
+        </w:tc>
+        <w:tc>
+          <w:tcPr>
+            <w:tcW w:type="dxa" w:w="3168"/>
+          </w:tcPr>
+          <w:p>
+            <w:pPr>
+              <w:spacing w:after="40"/>
+            </w:pPr>
+            <w:r>
+              <w:rPr>
+                <w:sz w:val="18"/>
+              </w:rPr>
+            </w:r>
+            <w:r>
+              <w:rPr>
+                <w:sz w:val="18"/>
+              </w:rPr>
+              <w:t>$0.010</w:t>
+            </w:r>
+          </w:p>
+        </w:tc>
+      </w:tr>
+      <w:tr>
+        <w:tc>
+          <w:tcPr>
+            <w:tcW w:type="dxa" w:w="3168"/>
+          </w:tcPr>
+          <w:p>
+            <w:pPr>
+              <w:spacing w:after="40"/>
+            </w:pPr>
+            <w:r>
+              <w:rPr>
+                <w:sz w:val="18"/>
+              </w:rPr>
+            </w:r>
+            <w:r>
+              <w:rPr>
+                <w:sz w:val="18"/>
+              </w:rPr>
+              <w:t>1</w:t>
+            </w:r>
+          </w:p>
+        </w:tc>
+        <w:tc>
+          <w:tcPr>
+            <w:tcW w:type="dxa" w:w="3168"/>
+          </w:tcPr>
+          <w:p>
+            <w:pPr>
+              <w:spacing w:after="40"/>
+            </w:pPr>
+            <w:r>
+              <w:rPr>
+                <w:sz w:val="18"/>
+              </w:rPr>
+            </w:r>
+            <w:r>
+              <w:rPr>
+                <w:sz w:val="18"/>
+              </w:rPr>
+              <w:t>46</w:t>
+            </w:r>
+          </w:p>
+        </w:tc>
+        <w:tc>
+          <w:tcPr>
+            <w:tcW w:type="dxa" w:w="3168"/>
+          </w:tcPr>
+          <w:p>
+            <w:pPr>
+              <w:spacing w:after="40"/>
+            </w:pPr>
+            <w:r>
+              <w:rPr>
+                <w:sz w:val="18"/>
+              </w:rPr>
+            </w:r>
+            <w:r>
+              <w:rPr>
+                <w:sz w:val="18"/>
+              </w:rPr>
+              <w:t>$0.019</w:t>
+            </w:r>
+          </w:p>
+        </w:tc>
+      </w:tr>
+      <w:tr>
+        <w:tc>
+          <w:tcPr>
+            <w:tcW w:type="dxa" w:w="3168"/>
+          </w:tcPr>
+          <w:p>
+            <w:pPr>
+              <w:spacing w:after="40"/>
+            </w:pPr>
+            <w:r>
+              <w:rPr>
+                <w:sz w:val="18"/>
+              </w:rPr>
+            </w:r>
+            <w:r>
+              <w:rPr>
+                <w:sz w:val="18"/>
+              </w:rPr>
+              <w:t>1</w:t>
+            </w:r>
+          </w:p>
+        </w:tc>
+        <w:tc>
+          <w:tcPr>
+            <w:tcW w:type="dxa" w:w="3168"/>
+          </w:tcPr>
+          <w:p>
+            <w:pPr>
+              <w:spacing w:after="40"/>
+            </w:pPr>
+            <w:r>
+              <w:rPr>
+                <w:sz w:val="18"/>
+              </w:rPr>
+            </w:r>
+            <w:r>
+              <w:rPr>
+                <w:sz w:val="18"/>
+              </w:rPr>
+              <w:t>29</w:t>
+            </w:r>
+          </w:p>
+        </w:tc>
+        <w:tc>
+          <w:tcPr>
+            <w:tcW w:type="dxa" w:w="3168"/>
+          </w:tcPr>
+          <w:p>
+            <w:pPr>
+              <w:spacing w:after="40"/>
+            </w:pPr>
+            <w:r>
+              <w:rPr>
+                <w:sz w:val="18"/>
+              </w:rPr>
+            </w:r>
+            <w:r>
+              <w:rPr>
+                <w:sz w:val="18"/>
+              </w:rPr>
+              <w:t>$0.019</w:t>
+            </w:r>
+          </w:p>
+        </w:tc>
+      </w:tr>
+      <w:tr>
+        <w:tc>
+          <w:tcPr>
+            <w:tcW w:type="dxa" w:w="3168"/>
+          </w:tcPr>
+          <w:p>
+            <w:pPr>
+              <w:spacing w:after="40"/>
+            </w:pPr>
+            <w:r>
+              <w:rPr>
+                <w:sz w:val="18"/>
+              </w:rPr>
+            </w:r>
+            <w:r>
+              <w:rPr>
+                <w:sz w:val="18"/>
+              </w:rPr>
+              <w:t>2</w:t>
+            </w:r>
+          </w:p>
+        </w:tc>
+        <w:tc>
+          <w:tcPr>
+            <w:tcW w:type="dxa" w:w="3168"/>
+          </w:tcPr>
+          <w:p>
+            <w:pPr>
+              <w:spacing w:after="40"/>
+            </w:pPr>
+            <w:r>
+              <w:rPr>
+                <w:sz w:val="18"/>
+              </w:rPr>
+            </w:r>
+            <w:r>
+              <w:rPr>
+                <w:sz w:val="18"/>
+              </w:rPr>
+              <w:t>39</w:t>
+            </w:r>
+          </w:p>
+        </w:tc>
+        <w:tc>
+          <w:tcPr>
+            <w:tcW w:type="dxa" w:w="3168"/>
+          </w:tcPr>
+          <w:p>
+            <w:pPr>
+              <w:spacing w:after="40"/>
+            </w:pPr>
+            <w:r>
+              <w:rPr>
+                <w:sz w:val="18"/>
+              </w:rPr>
+            </w:r>
+            <w:r>
+              <w:rPr>
+                <w:sz w:val="18"/>
+              </w:rPr>
+              <w:t>$0.082</w:t>
+            </w:r>
+          </w:p>
+        </w:tc>
+      </w:tr>
+      <w:tr>
+        <w:tc>
+          <w:tcPr>
+            <w:tcW w:type="dxa" w:w="3168"/>
+          </w:tcPr>
+          <w:p>
+            <w:pPr>
+              <w:spacing w:after="40"/>
+            </w:pPr>
+            <w:r>
+              <w:rPr>
+                <w:sz w:val="18"/>
+              </w:rPr>
+            </w:r>
+            <w:r>
+              <w:rPr>
+                <w:sz w:val="18"/>
+              </w:rPr>
+              <w:t>3</w:t>
+            </w:r>
+          </w:p>
+        </w:tc>
+        <w:tc>
+          <w:tcPr>
+            <w:tcW w:type="dxa" w:w="3168"/>
+          </w:tcPr>
+          <w:p>
+            <w:pPr>
+              <w:spacing w:after="40"/>
+            </w:pPr>
+            <w:r>
+              <w:rPr>
+                <w:sz w:val="18"/>
+              </w:rPr>
+            </w:r>
+            <w:r>
+              <w:rPr>
+                <w:sz w:val="18"/>
+              </w:rPr>
+              <w:t>66</w:t>
+            </w:r>
+          </w:p>
+        </w:tc>
+        <w:tc>
+          <w:tcPr>
+            <w:tcW w:type="dxa" w:w="3168"/>
+          </w:tcPr>
+          <w:p>
+            <w:pPr>
+              <w:spacing w:after="40"/>
+            </w:pPr>
+            <w:r>
+              <w:rPr>
+                <w:sz w:val="18"/>
+              </w:rPr>
+            </w:r>
+            <w:r>
+              <w:rPr>
+                <w:sz w:val="18"/>
+              </w:rPr>
+              <w:t>$0.199</w:t>
+            </w:r>
+          </w:p>
+        </w:tc>
+      </w:tr>
+    </w:tbl>
+    <w:p/>
+    <w:p>
+      <w:r>
+        <w:rPr>
+          <w:b/>
+        </w:rPr>
+        <w:t>Cost tracks the claim inventory and nothing else.</w:t>
+      </w:r>
+      <w:r>
+        <w:t xml:space="preserve"> The drafter has no retrieval, so its prompt is the inventory plus the plan; a paper over one analysis record is roughly a tenth the price of one over three. The practical consequence is that widening the paper set is nearly free while widening the </w:t>
+      </w:r>
+      <w:r>
+        <w:rPr>
+          <w:i/>
+        </w:rPr>
+        <w:t>question</w:t>
+      </w:r>
+      <w:r>
+        <w:t xml:space="preserve"> set is not — the analysis runs underneath these papers cost more than an order of magnitude more than the drafting on top of them.</w:t>
+      </w:r>
+    </w:p>
+    <w:p>
+      <w:r>
+        <w:rPr>
+          <w:b/>
+        </w:rPr>
+        <w:t>Drafting dominates spend; a single planning call dominates worst-case latency.</w:t>
+      </w:r>
+      <w:r>
+        <w:t xml:space="preserve"> Drafting is 44–69% of the bill on the batch of five and 86–95% on the two large papers, spread over one call per section — the bigger the inventory, the more completely drafting swallows the total. The plan is one call — but its output length is the least predictable thing in the pipeline: across those five papers, on one model, it ran from 811 to 6,247 completion tokens and from 9 to 95 seconds. The 95-second plan was the slowest single call in the batch by a factor of four over the slowest draft call, and prompt size does not explain it (the longest prompt produced a 1,871-token plan in 35 seconds). Anything that budgets paper latency should budget the plan pass as a fat tail, not a mean.</w:t>
+      </w:r>
+    </w:p>
+    <w:p>
+      <w:r>
+        <w:rPr>
+          <w:b/>
+        </w:rPr>
+        <w:t>One section retried and recovered.</w:t>
+      </w:r>
+      <w:r>
+        <w:t xml:space="preserve"> A draft call cited a derivation the inventory did not contain, </w:t>
+      </w:r>
+      <w:r>
+        <w:rPr>
+          <w:rFonts w:ascii="Consolas" w:hAnsi="Consolas"/>
+          <w:sz w:val="18"/>
+        </w:rPr>
+        <w:t>UnknownDerivationError</w:t>
+      </w:r>
+      <w:r>
+        <w:t xml:space="preserve"> fired, and the retry (1 of 3 allowed) produced a valid section. The validator is the hard gate on the drafter's only real failure mode — inventing a link between claims — and it fired once in 35 draft calls over 34 sections rather than never.</w:t>
+      </w:r>
+    </w:p>
+    <w:p>
+      <w:pPr>
         <w:pStyle w:val="Heading2"/>
       </w:pPr>
       <w:r>
@@ -3865,7 +4543,50 @@
         <w:t>Small denominators throughout.</w:t>
       </w:r>
       <w:r>
-        <w:t xml:space="preserve"> The paper gates pass at 1.00 over 215 markers and 105 claims across two papers; five new cross-source inferences is five, not a rate. The numbers are printed with their n so nobody mistakes a clean small sample for a strong claim.</w:t>
+        <w:t xml:space="preserve"> The paper gates pass at 1.00 over 215 markers and 105 claims across two papers; five new cross-source inferences is five, not a rate. The numbers are printed with their n so nobody mistakes a clean small sample for a strong claim. The six papers added on 7 August (§8.4) widen the </w:t>
+      </w:r>
+      <w:r>
+        <w:rPr>
+          <w:i/>
+        </w:rPr>
+        <w:t>cost</w:t>
+      </w:r>
+      <w:r>
+        <w:t xml:space="preserve"> sample and not the </w:t>
+      </w:r>
+      <w:r>
+        <w:rPr>
+          <w:i/>
+        </w:rPr>
+        <w:t>quality</w:t>
+      </w:r>
+      <w:r>
+        <w:t xml:space="preserve"> one: none went to the sealed panel, and the gate rates above still stand on two.</w:t>
+      </w:r>
+    </w:p>
+    <w:p>
+      <w:pPr>
+        <w:pStyle w:val="ListBullet"/>
+        <w:spacing w:after="60"/>
+      </w:pPr>
+      <w:r>
+        <w:rPr>
+          <w:b/>
+        </w:rPr>
+        <w:t>Widening the question set exposes the shelf, not the engine.</w:t>
+      </w:r>
+      <w:r>
+        <w:t xml:space="preserve"> Five of the six new papers were drafted deliberately off the Syrian case the library is built around. Two of them cite exactly one book, because the shelf holds a single comparative study of unrecognised states and no monograph on either territory they ask about. Every mechanical gate passes on both, and the shape check rates both </w:t>
+      </w:r>
+      <w:r>
+        <w:rPr>
+          <w:rFonts w:ascii="Consolas" w:hAnsi="Consolas"/>
+          <w:sz w:val="18"/>
+        </w:rPr>
+        <w:t>strong</w:t>
+      </w:r>
+      <w:r>
+        <w:t>. This is the clearest available demonstration that the gates measure construction and not evidential sufficiency — a paper can be perfectly constructed over a shelf that cannot support it, and only the coverage disclosure and a reader say so.</w:t>
       </w:r>
     </w:p>
     <w:p>

--- a/data/reports/axial-technical-report.docx
+++ b/data/reports/axial-technical-report.docx
@@ -101,7 +101,16 @@
     </w:p>
     <w:p>
       <w:r>
-        <w:t>Axial reads a shelf of academic books once, passage by passage, and materialises the reading as an Obsidian wiki, an argument graph, and, on demand, a research paper whose every citation is machine-checkable back to a passage. The pattern is the one Andrej Karpathy sketched in his April 2026 "LLM Wiki" idea file: compile sources into a persistent, interlinked knowledge base once, then query the compilation instead of the raw text. Axial is what that sketch looks like after a production hardening pass: 57,000 lines of Python surrounded by 93,000 lines of tests, a deterministic core with model calls confined to sixteen audited seams, content-keyed decision logs that make every paid model call resumable and every re-run free, and an evaluation stack that assumes large-language-model judges are generous liars until a planted-defect control proves otherwise.</w:t>
+        <w:t xml:space="preserve">Axial reads a shelf of academic books once, passage by passage, and materialises the reading as an Obsidian wiki, an argument graph, and, on demand, a research paper whose every citation is machine-checkable back to a passage. The pattern is the one Andrej Karpathy sketched in his April 2026 "LLM Wiki" idea file: compile sources into a persistent, interlinked knowledge base once, then query the compilation instead of the raw text. Axial is what that sketch looks like after a production hardening pass: 57,000 lines of Python surrounded by 93,000 lines of tests, a deterministic core with model calls confined to sixteen audited seams, content-keyed decision logs that make every paid model call resumable and every re-run free, and an evaluation stack that assumes large-language-model judges are generous liars until a planted-defect control proves otherwise. What such a pipeline emits is </w:t>
+      </w:r>
+      <w:r>
+        <w:rPr>
+          <w:b/>
+        </w:rPr>
+        <w:t>governed data</w:t>
+      </w:r>
+      <w:r>
+        <w:t xml:space="preserve"> rather than model output: every record carries its provenance, its claim kind, and a confidence band bounded by measured coverage, each written by code at a seam the model cannot reach.</w:t>
       </w:r>
     </w:p>
     <w:p>
@@ -4614,7 +4623,16 @@
     </w:p>
     <w:p>
       <w:r>
-        <w:t>The individual techniques here are mostly not novel: content-addressed caching, majority voting, blind review, round-robin assembly, planted controls. What the project demonstrates is what they compose into when applied without exception to an LLM pipeline: a system in which every model call is bounded by code on both sides, every paid decision is cached under a key that names exactly what would change it, every quality number carries the frame and the noise floor that make it readable, and every trust-bearing instrument had to catch a planted defect before its verdicts counted.</w:t>
+        <w:t xml:space="preserve">The individual techniques here are mostly not novel: content-addressed caching, majority voting, blind review, round-robin assembly, planted controls. What the project demonstrates is what they compose into when applied without exception to an LLM pipeline: a system in which every model call is bounded by code on both sides, every paid decision is cached under a key that names exactly what would change it, every quality number carries the frame and the noise floor that make it readable, and every trust-bearing instrument had to catch a planted defect before its verdicts counted. The name for what that composition produces is </w:t>
+      </w:r>
+      <w:r>
+        <w:rPr>
+          <w:b/>
+        </w:rPr>
+        <w:t>governed data</w:t>
+      </w:r>
+      <w:r>
+        <w:t>: a record held under rules, not a model's best effort at looking like one.</w:t>
       </w:r>
     </w:p>
     <w:p>

--- a/data/reports/axial-technical-report.docx
+++ b/data/reports/axial-technical-report.docx
@@ -59,7 +59,7 @@
     </w:p>
     <w:p>
       <w:r>
-        <w:t>Version 1.1 · 7 August 2026 · Muhanad Abulhusn</w:t>
+        <w:t>Version 1.2 · 7 August 2026 · Muhanad Abulhusn</w:t>
       </w:r>
     </w:p>
     <w:p>
@@ -67,7 +67,7 @@
         <w:rPr>
           <w:i/>
         </w:rPr>
-        <w:t>Version 1.1 adds §8.4, the cost and latency of a paper measured across eight of them, and the limit that exercise exposed. Nothing else has changed.</w:t>
+        <w:t>Version 1.2 reconciles the three reproducibility figures in §8.1 with the companion report and with the run logs behind them: the merge floor at 3+ members is 13.3% (n=150), not the 18.8% from the earlier n=64 control arm; the 19.3% batch flip rate is labelled with the population it was measured on; and Gather's two figures now travel with their frames. Version 1.1 adds §8.4, the cost and latency of a paper measured across eight of them, and the limit that exercise exposed.</w:t>
       </w:r>
     </w:p>
     <w:p>
@@ -2886,7 +2886,7 @@
               <w:rPr>
                 <w:sz w:val="18"/>
               </w:rPr>
-              <w:t>18.8%</w:t>
+              <w:t>13.3% (n=150)</w:t>
             </w:r>
           </w:p>
         </w:tc>
@@ -2930,7 +2930,7 @@
               <w:rPr>
                 <w:sz w:val="18"/>
               </w:rPr>
-              <w:t>Gather</w:t>
+              <w:t>Gather (per name)</w:t>
             </w:r>
           </w:p>
         </w:tc>
@@ -2951,7 +2951,7 @@
               <w:rPr>
                 <w:sz w:val="18"/>
               </w:rPr>
-              <w:t>19.3% overall; 36.1% of recorded disagreements return null on re-ask</w:t>
+              <w:t>19.3% overall (n=150); 36.1% of recorded disagreements return null on re-ask</w:t>
             </w:r>
           </w:p>
         </w:tc>
@@ -2990,7 +2990,36 @@
         <w:t>still</w:t>
       </w:r>
       <w:r>
-        <w:t xml:space="preserve"> non-deterministic). And the instability was measured against what it touches rather than what it flips: 19.3% of batches flip, but only 0.43% of underlying passages change page, every observed flip being a singular/plural or article variant. The 5% acceptance bar was set by the founder before the run; the result came in 3.5× under it; the issue closed with the instability accepted and a written re-open condition.</w:t>
+        <w:t xml:space="preserve"> non-deterministic). And the instability was measured against what it touches rather than what it flips: on the 150 batches ruling on a page in the usable band, 19.3% flip, but only 0.43% of underlying passages change page, every observed flip being a singular/plural or article variant. That correction is the whole finding — weighting a flip by every note in the group scores 15.8%, because a group whose name changes from </w:t>
+      </w:r>
+      <w:r>
+        <w:rPr>
+          <w:rFonts w:ascii="Consolas" w:hAnsi="Consolas"/>
+          <w:sz w:val="18"/>
+        </w:rPr>
+        <w:t>North Africa</w:t>
+      </w:r>
+      <w:r>
+        <w:t xml:space="preserve"> to </w:t>
+      </w:r>
+      <w:r>
+        <w:rPr>
+          <w:rFonts w:ascii="Consolas" w:hAnsi="Consolas"/>
+          <w:sz w:val="18"/>
+        </w:rPr>
+        <w:t>Northern African countries</w:t>
+      </w:r>
+      <w:r>
+        <w:t xml:space="preserve"> does not move the 97 notes that stay on the same page. The 5% acceptance bar was set by the founder before the run; the measured result came in 11.6× under it and the most generous extrapolation, 1.42%, still 3.5× under; the issue closed with the instability accepted and a written re-open condition — re-open only on evidence that a flip changed what a page </w:t>
+      </w:r>
+      <w:r>
+        <w:rPr>
+          <w:i/>
+        </w:rPr>
+        <w:t>says</w:t>
+      </w:r>
+      <w:r>
+        <w:t>.</w:t>
       </w:r>
     </w:p>
     <w:p>
@@ -4458,7 +4487,7 @@
         <w:t>arguing_against</w:t>
       </w:r>
       <w:r>
-        <w:t>, 76.4% answered), a join layer making 60.2% of those targets navigable, a per-name disagreement pass, and a map of 1,472 stated relations — with the reproducibility of each layer measured and the least reliable one (Gather, 53%) demoted to a hint on that evidence.</w:t>
+        <w:t>, 76.4% answered), a join layer making 60.2% of those targets navigable, a per-name disagreement pass, and a map of 1,472 stated relations — with the reproducibility of each layer measured and the least reliable one (Gather, 19.3% self-disagreement per name on byte-identical input, and 36.1% of its recorded disagreements not re-asserted) demoted to a hint on that evidence.</w:t>
       </w:r>
     </w:p>
     <w:p>
